--- a/docs/anexos/Manual_Tecnico_Portal_UTS.docx
+++ b/docs/anexos/Manual_Tecnico_Portal_UTS.docx
@@ -70,7 +70,20 @@
           <w:sz w:val="21"/>
           <w:szCs w:val="21"/>
         </w:rPr>
-        <w:t xml:space="preserve">Elaborado a partir del código fuente real del proyecto, su configuración de despliegue y el esquema de base de datos verificado en producción.</w:t>
+        <w:t xml:space="preserve">Elaborado a partir del código fuente real del proyecto, su configuración de despliegue y el esquema de base de datos de la versión desplegada para demostración.</w:t>
+      </w:r>
+    </w:p>
+    <w:p>
+      <w:pPr>
+        <w:spacing w:after="160" w:line="276"/>
+      </w:pPr>
+      <w:r>
+        <w:rPr>
+          <w:color w:val="555555"/>
+          <w:sz w:val="21"/>
+          <w:szCs w:val="21"/>
+        </w:rPr>
+        <w:t xml:space="preserve">Versión documentada: código del repositorio en el commit 065b2d5 (2 de octubre de 2026), el último del sistema evaluado en el informe F-DC-125. Los manuales se versionan en la carpeta docs/anexos del mismo repositorio.</w:t>
       </w:r>
     </w:p>
     <w:p>
@@ -310,7 +323,7 @@
           <w:sz w:val="22"/>
           <w:szCs w:val="22"/>
         </w:rPr>
-        <w:t xml:space="preserve">Un panel administrativo, protegido por sesión, donde el personal del CAE mantiene ese contenido y el equipo técnico administra usuarios y revisa la bitácora del sistema.</w:t>
+        <w:t xml:space="preserve">Un panel administrativo, protegido por sesión, donde el personal del CAE mantiene ese contenido y el administrador gestiona además las cuentas con acceso al panel y revisa la bitácora del sistema.</w:t>
       </w:r>
     </w:p>
     <w:p>
@@ -322,7 +335,7 @@
           <w:sz w:val="22"/>
           <w:szCs w:val="22"/>
         </w:rPr>
-        <w:t xml:space="preserve">Este manual describe la implementación real del proyecto: arquitectura, modelo de datos, servicios de dominio y decisiones de seguridad. Para el manejo del panel administrativo día a día, ver el “Manual del panel administrativo — CAE”; para poner el sistema en producción, ver la “Guía de despliegue”.</w:t>
+        <w:t xml:space="preserve">Este manual describe la implementación real del proyecto: arquitectura, modelo de datos, servicios de dominio y decisiones de seguridad. La operación diaria del panel administrativo queda fuera del alcance de este manual; para desplegar el sistema, ver la “Guía de despliegue”.</w:t>
       </w:r>
     </w:p>
     <w:tbl>
@@ -375,7 +388,7 @@
                 <w:sz w:val="21"/>
                 <w:szCs w:val="21"/>
               </w:rPr>
-              <w:t xml:space="preserve">Este manual no incluye contraseñas ni valores de credenciales reales en ningún punto, por acuerdo del proyecto. Donde haga falta referirse a una cuenta, se usa el correo institucional únicamente; la contraseña correspondiente se gestiona siempre por variable de entorno o por el propio panel, nunca en un documento.</w:t>
+              <w:t xml:space="preserve">Este manual no incluye contraseñas ni valores de credenciales reales en ningún punto, por acuerdo del proyecto. Donde haga falta referirse a una cuenta, se usa el correo institucional únicamente; la contraseña correspondiente se gestiona siempre por variable de entorno o por el propio panel, nunca en un documento. Si se necesita un acceso de demostración para evaluar el panel, debe tratarse como una cuenta temporal, creada para ese fin y entregada por un medio separado de este documento; nunca se publica en el repositorio ni en los anexos del informe.</w:t>
             </w:r>
           </w:p>
         </w:tc>
@@ -410,7 +423,7 @@
           <w:sz w:val="22"/>
           <w:szCs w:val="22"/>
         </w:rPr>
-        <w:t xml:space="preserve">La Tabla 1 resume las tecnologías realmente utilizadas, con su versión y la razón de selección (misma información que la Tabla 5 del documento F-DC-125, capítulo 4).</w:t>
+        <w:t xml:space="preserve">La Tabla 1 resume las tecnologías realmente utilizadas, con su versión y la razón de selección (misma información que la Tabla 8 del documento F-DC-125, capítulo 4).</w:t>
       </w:r>
     </w:p>
     <w:tbl>
@@ -925,7 +938,7 @@
                 <w:sz w:val="21"/>
                 <w:szCs w:val="21"/>
               </w:rPr>
-              <w:t xml:space="preserve">Control de acceso por rol y cifrado de contraseñas con BCrypt.</w:t>
+              <w:t xml:space="preserve">Control de acceso del panel administrativo y cifrado de contraseñas con BCrypt.</w:t>
             </w:r>
           </w:p>
         </w:tc>
@@ -1138,7 +1151,7 @@
                 <w:sz w:val="21"/>
                 <w:szCs w:val="21"/>
               </w:rPr>
-              <w:t xml:space="preserve">Desde el 21/9/2026, plan Standard (1c-2g: 1 vCPU, 2 GB de RAM); antes, nivel gratuito. Despliegue por contenedor Docker.</w:t>
+              <w:t xml:space="preserve">Plan Standard (1c-2g: 1 vCPU, 2 GB de RAM), activado por primera vez el 20/9/2026 y alternado con el plan gratuito según las necesidades de evaluación; confirmado en Standard al 1/10/2026. Despliegue por contenedor Docker.</w:t>
             </w:r>
           </w:p>
         </w:tc>
@@ -1458,7 +1471,7 @@
                 <w:sz w:val="21"/>
                 <w:szCs w:val="21"/>
               </w:rPr>
-              <w:t xml:space="preserve">Usuario, Rol, autenticación, cambio de contraseña obligatorio, gestión de usuarios (exclusiva de ADMIN_TECNICO).</w:t>
+              <w:t xml:space="preserve">Usuario, Rol, autenticación, cambio de contraseña obligatorio y gestión de usuarios (ver sección 6.2).</w:t>
             </w:r>
           </w:p>
         </w:tc>
@@ -1602,7 +1615,7 @@
                 <w:sz w:val="21"/>
                 <w:szCs w:val="21"/>
               </w:rPr>
-              <w:t xml:space="preserve">Reportes agregados de uso y exportación CSV.</w:t>
+              <w:t xml:space="preserve">Reportes agregados de uso y exportación CSV. Módulo trasladado a trabajo futuro: la ruta está bloqueada desde el commit 45c562d (ver 5.5).</w:t>
             </w:r>
           </w:p>
         </w:tc>
@@ -1773,7 +1786,7 @@
           <w:sz w:val="22"/>
           <w:szCs w:val="22"/>
         </w:rPr>
-        <w:t xml:space="preserve">La Figura 1 presenta el modelo entidad-relación completo, generado a partir del esquema real verificado en producción (consulta de solo lectura sobre information_schema), no de un diseño preliminar.</w:t>
+        <w:t xml:space="preserve">La Figura 1 presenta el modelo entidad-relación de las 15 tablas del alcance aprobado, generado a partir del esquema real de la versión desplegada para demostración (consulta de solo lectura sobre information_schema), no de un diseño preliminar. El esquema desplegado tiene 17 tablas; la figura omite rol y usuario_rol (ver la nota de la sección 4.1) y cuatro columnas de contadores agregados (ver 4.2).</w:t>
       </w:r>
     </w:p>
     <w:p>
@@ -1784,7 +1797,7 @@
       <w:r>
         <w:drawing>
           <wp:inline distT="0" distB="0" distL="0" distR="0">
-            <wp:extent cx="2857500" cy="6610350"/>
+            <wp:extent cx="5486400" cy="4801569"/>
             <wp:effectExtent t="0" r="0" b="0" l="0"/>
             <wp:docPr id="1" name="" descr="" title=""/>
             <wp:cNvGraphicFramePr>
@@ -1809,7 +1822,7 @@
                   <pic:spPr bwMode="auto">
                     <a:xfrm>
                       <a:off x="0" y="0"/>
-                      <a:ext cx="2857500" cy="6610350"/>
+                      <a:ext cx="5486400" cy="4801569"/>
                     </a:xfrm>
                     <a:prstGeom prst="rect">
                       <a:avLst/>
@@ -1835,7 +1848,7 @@
           <w:sz w:val="18"/>
           <w:szCs w:val="18"/>
         </w:rPr>
-        <w:t xml:space="preserve">Figura 1. Modelo entidad-relación del portal.</w:t>
+        <w:t xml:space="preserve">Figura 1. Modelo entidad-relación del portal (15 tablas del alcance aprobado).</w:t>
       </w:r>
     </w:p>
     <w:p>
@@ -2421,7 +2434,7 @@
                 <w:sz w:val="21"/>
                 <w:szCs w:val="21"/>
               </w:rPr>
-              <w:t xml:space="preserve">usuario / rol / usuario_rol</w:t>
+              <w:t xml:space="preserve">usuario</w:t>
             </w:r>
           </w:p>
         </w:tc>
@@ -2444,7 +2457,7 @@
                 <w:sz w:val="21"/>
                 <w:szCs w:val="21"/>
               </w:rPr>
-              <w:t xml:space="preserve">Cuentas administrativas y sus roles. No existen cuentas de estudiante: el portal público no requiere sesión.</w:t>
+              <w:t xml:space="preserve">Cuentas administrativas. No existen cuentas de estudiante: el portal público no requiere sesión.</w:t>
             </w:r>
           </w:p>
         </w:tc>
@@ -2551,6 +2564,18 @@
               <w:t xml:space="preserve">Esta sección resume las entidades para orientar la lectura del modelo; para el detalle exacto de cada columna, consultar ese apéndice.</w:t>
             </w:r>
           </w:p>
+          <w:p>
+            <w:pPr>
+              <w:spacing w:after="0"/>
+            </w:pPr>
+            <w:r>
+              <w:rPr>
+                <w:sz w:val="21"/>
+                <w:szCs w:val="21"/>
+              </w:rPr>
+              <w:t xml:space="preserve">Nota. El esquema desplegado conserva además las tablas rol y usuario_rol (17 tablas en total), con las que el código asigna las autoridades de acceso de cada cuenta (ver 6.2). No se incluyen en esta figura ni en el diccionario del informe porque el alcance aprobado contempla un único administrador.</w:t>
+            </w:r>
+          </w:p>
         </w:tc>
       </w:tr>
     </w:tbl>
@@ -2601,7 +2626,7 @@
           <w:sz w:val="22"/>
           <w:szCs w:val="22"/>
         </w:rPr>
-        <w:t xml:space="preserve">Los únicos contadores que se guardan son agregados y no identifican a nadie: recurso.vistas, recurso.valoraciones_util / valoraciones_no_util y nivel_resultado.veces_obtenido.</w:t>
+        <w:t xml:space="preserve">Los únicos contadores que se guardan son agregados y no identifican a nadie: recurso.vistas, recurso.valoraciones_util / valoraciones_no_util y nivel_resultado.veces_obtenido; su consulta forma parte del módulo de analítica, trasladado a trabajo futuro (ver 5.5). Por la misma decisión de alcance, desde el commit 065b2d5 el control público “¿Te fue útil?”, que alimentaba los contadores de valoración, está oculto en las vistas; el servicio y la ruta de recepción se conservan en el código.</w:t>
       </w:r>
     </w:p>
     <w:p>
@@ -2774,7 +2799,7 @@
           <w:sz w:val="22"/>
           <w:szCs w:val="22"/>
         </w:rPr>
-        <w:t xml:space="preserve">Un semáforo (Semaphore(1)) permite procesar una sola imagen a la vez, para acotar el uso de memoria; el límite se definió mientras el servicio estaba en el plan gratuito de Render (512 MB) y no se ha revisado desde el paso al plan Standard el 21/9/2026 (2 GB de RAM), por lo que sigue vigente en el código aunque la restricción original ya no aplica.</w:t>
+        <w:t xml:space="preserve">Un semáforo (Semaphore(1)) permite procesar una sola imagen a la vez, para acotar el uso de memoria; el límite se definió mientras el servicio estaba en el plan gratuito de Render (512 MB) y no se ha revisado desde la primera activación del plan Standard el 20/9/2026 (2 GB de RAM), por lo que sigue vigente en el código aunque, mientras el servicio está en Standard, la restricción original no aplica.</w:t>
       </w:r>
     </w:p>
     <w:p>
@@ -2875,7 +2900,7 @@
           <w:sz w:val="22"/>
           <w:szCs w:val="22"/>
         </w:rPr>
-        <w:t xml:space="preserve">No registra eventos individuales: los indicadores son contadores enteros en las propias entidades (recurso.vistas, valoraciones, nivel_resultado.veces_obtenido), incrementados con una sentencia UPDATE atómica. El reporte del panel y su exportación a CSV aplican el mismo umbral mínimo de 5 en las tres secciones (contenidos más consultados, autoorientación por nivel, valoraciones): una agrupación por debajo del umbral no aparece en pantalla ni en el CSV porque nunca llega a calcularse, no porque se oculte después.</w:t>
+        <w:t xml:space="preserve">Estado: módulo trasladado a trabajo futuro; la ruta /admin/analitica/** está bloqueada (denyAll) desde el commit 45c562d y sus enlaces se retiraron del panel, pero el código y sus pruebas se conservan. No registra eventos individuales: los indicadores son contadores enteros en las propias entidades (recurso.vistas, valoraciones, nivel_resultado.veces_obtenido), incrementados con una sentencia UPDATE atómica. El reporte del panel y su exportación a CSV aplican el mismo umbral mínimo de 5 en las tres secciones (contenidos más consultados, autoorientación por nivel, valoraciones): una agrupación por debajo del umbral no aparece en pantalla ni en el CSV porque nunca llega a calcularse, no porque se oculte después.</w:t>
       </w:r>
     </w:p>
     <w:p>
@@ -3023,7 +3048,7 @@
           <w:sz w:val="24"/>
           <w:szCs w:val="24"/>
         </w:rPr>
-        <w:t xml:space="preserve">6.2 Autorización — separación estricta de roles</w:t>
+        <w:t xml:space="preserve">6.2 Autorización</w:t>
       </w:r>
     </w:p>
     <w:p>
@@ -3035,173 +3060,21 @@
           <w:sz w:val="22"/>
           <w:szCs w:val="22"/>
         </w:rPr>
-        <w:t xml:space="preserve">El sistema tiene dos roles administrativos sin superposición de permisos, salvo el tablero general:</w:t>
-      </w:r>
-    </w:p>
-    <w:tbl>
-      <w:tblPr>
-        <w:tblW w:type="dxa" w:w="9360"/>
-        <w:tblBorders>
-          <w:top w:val="single" w:color="CFCFCF" w:sz="4"/>
-          <w:left w:val="single" w:color="CFCFCF" w:sz="4"/>
-          <w:bottom w:val="single" w:color="CFCFCF" w:sz="4"/>
-          <w:right w:val="single" w:color="CFCFCF" w:sz="4"/>
-          <w:insideH w:val="single" w:color="CFCFCF" w:sz="4"/>
-          <w:insideV w:val="single" w:color="CFCFCF" w:sz="4"/>
-        </w:tblBorders>
-      </w:tblPr>
-      <w:tblGrid>
-        <w:gridCol w:w="2400"/>
-        <w:gridCol w:w="6960"/>
-      </w:tblGrid>
-      <w:tr>
-        <w:trPr>
-          <w:tblHeader/>
-        </w:trPr>
-        <w:tc>
-          <w:tcPr>
-            <w:tcW w:type="dxa" w:w="2400"/>
-            <w:shd w:fill="E8F5E9" w:color="auto" w:val="clear"/>
-            <w:tcMar>
-              <w:top w:type="dxa" w:w="90"/>
-              <w:left w:type="dxa" w:w="120"/>
-              <w:bottom w:type="dxa" w:w="90"/>
-              <w:right w:type="dxa" w:w="120"/>
-            </w:tcMar>
-          </w:tcPr>
-          <w:p>
-            <w:r>
-              <w:rPr>
-                <w:b/>
-                <w:bCs/>
-                <w:sz w:val="21"/>
-                <w:szCs w:val="21"/>
-              </w:rPr>
-              <w:t xml:space="preserve">Rol</w:t>
-            </w:r>
-          </w:p>
-        </w:tc>
-        <w:tc>
-          <w:tcPr>
-            <w:tcW w:type="dxa" w:w="6960"/>
-            <w:shd w:fill="E8F5E9" w:color="auto" w:val="clear"/>
-            <w:tcMar>
-              <w:top w:type="dxa" w:w="90"/>
-              <w:left w:type="dxa" w:w="120"/>
-              <w:bottom w:type="dxa" w:w="90"/>
-              <w:right w:type="dxa" w:w="120"/>
-            </w:tcMar>
-          </w:tcPr>
-          <w:p>
-            <w:r>
-              <w:rPr>
-                <w:b/>
-                <w:bCs/>
-                <w:sz w:val="21"/>
-                <w:szCs w:val="21"/>
-              </w:rPr>
-              <w:t xml:space="preserve">Rutas exclusivas</w:t>
-            </w:r>
-          </w:p>
-        </w:tc>
-      </w:tr>
-      <w:tr>
-        <w:tc>
-          <w:tcPr>
-            <w:tcW w:type="dxa" w:w="2400"/>
-            <w:tcMar>
-              <w:top w:type="dxa" w:w="90"/>
-              <w:left w:type="dxa" w:w="120"/>
-              <w:bottom w:type="dxa" w:w="90"/>
-              <w:right w:type="dxa" w:w="120"/>
-            </w:tcMar>
-          </w:tcPr>
-          <w:p>
-            <w:pPr>
-              <w:spacing w:after="40"/>
-            </w:pPr>
-            <w:r>
-              <w:rPr>
-                <w:sz w:val="21"/>
-                <w:szCs w:val="21"/>
-              </w:rPr>
-              <w:t xml:space="preserve">ADMIN_FUNCIONAL</w:t>
-            </w:r>
-          </w:p>
-        </w:tc>
-        <w:tc>
-          <w:tcPr>
-            <w:tcW w:type="dxa" w:w="6960"/>
-            <w:tcMar>
-              <w:top w:type="dxa" w:w="90"/>
-              <w:left w:type="dxa" w:w="120"/>
-              <w:bottom w:type="dxa" w:w="90"/>
-              <w:right w:type="dxa" w:w="120"/>
-            </w:tcMar>
-          </w:tcPr>
-          <w:p>
-            <w:pPr>
-              <w:spacing w:after="40"/>
-            </w:pPr>
-            <w:r>
-              <w:rPr>
-                <w:sz w:val="21"/>
-                <w:szCs w:val="21"/>
-              </w:rPr>
-              <w:t xml:space="preserve">/admin/recursos/**, /admin/categorias/**, /admin/cuestionarios/**, /admin/parametros/**, /admin/analitica/**</w:t>
-            </w:r>
-          </w:p>
-        </w:tc>
-      </w:tr>
-      <w:tr>
-        <w:tc>
-          <w:tcPr>
-            <w:tcW w:type="dxa" w:w="2400"/>
-            <w:tcMar>
-              <w:top w:type="dxa" w:w="90"/>
-              <w:left w:type="dxa" w:w="120"/>
-              <w:bottom w:type="dxa" w:w="90"/>
-              <w:right w:type="dxa" w:w="120"/>
-            </w:tcMar>
-          </w:tcPr>
-          <w:p>
-            <w:pPr>
-              <w:spacing w:after="40"/>
-            </w:pPr>
-            <w:r>
-              <w:rPr>
-                <w:sz w:val="21"/>
-                <w:szCs w:val="21"/>
-              </w:rPr>
-              <w:t xml:space="preserve">ADMIN_TECNICO</w:t>
-            </w:r>
-          </w:p>
-        </w:tc>
-        <w:tc>
-          <w:tcPr>
-            <w:tcW w:type="dxa" w:w="6960"/>
-            <w:tcMar>
-              <w:top w:type="dxa" w:w="90"/>
-              <w:left w:type="dxa" w:w="120"/>
-              <w:bottom w:type="dxa" w:w="90"/>
-              <w:right w:type="dxa" w:w="120"/>
-            </w:tcMar>
-          </w:tcPr>
-          <w:p>
-            <w:pPr>
-              <w:spacing w:after="40"/>
-            </w:pPr>
-            <w:r>
-              <w:rPr>
-                <w:sz w:val="21"/>
-                <w:szCs w:val="21"/>
-              </w:rPr>
-              <w:t xml:space="preserve">/admin/usuarios/**, /admin/bitacora/**, /admin/sistema/**</w:t>
-            </w:r>
-          </w:p>
-        </w:tc>
-      </w:tr>
-    </w:tbl>
+        <w:t xml:space="preserve">El panel administrativo (/admin/**) exige sesión autenticada, igual que cualquier ruta que no sea explícitamente pública. Las rutas se agrupan así: contenidos, categorías, cuestionarios y parámetros operativos (/admin/recursos/**, /admin/categorias/**, /admin/cuestionarios/**, /admin/parametros/**); cuentas de usuario y bitácora (/admin/usuarios/**, /admin/bitacora/**); y /admin/sistema/**, reservada sin controlador ni funcionalidad. La ruta /admin/analitica/** está bloqueada para todos (denyAll). El tablero general (/admin, /admin/) es de solo lectura.</w:t>
+      </w:r>
+    </w:p>
+    <w:p>
+      <w:pPr>
+        <w:spacing w:after="160" w:line="276"/>
+      </w:pPr>
+      <w:r>
+        <w:rPr>
+          <w:sz w:val="22"/>
+          <w:szCs w:val="22"/>
+        </w:rPr>
+        <w:t xml:space="preserve">Nota de implementación para el mantenimiento: el alcance aprobado contempla un único perfil administrativo. Internamente, SecurityConfig.java distingue dos autoridades de Spring Security (ADMIN_FUNCIONAL, para el primer grupo de rutas, y ADMIN_TECNICO, para las cuentas y la bitácora), heredadas del diseño inicial; una cuenta necesita ambas para usar todo el panel. Unificarlas quedaría como mejora futura; no constituyen perfiles de usuario distintos.</w:t>
+      </w:r>
+    </w:p>
     <w:p>
       <w:pPr>
         <w:spacing w:after="160" w:line="276"/>
@@ -3295,7 +3168,7 @@
           <w:sz w:val="22"/>
           <w:szCs w:val="22"/>
         </w:rPr>
-        <w:t xml:space="preserve">En HU-21, reglas anti-bloqueo: nadie puede desactivarse ni quitarse el rol ADMIN_TECNICO a sí mismo, y siempre debe quedar al menos un ADMIN_TECNICO activo.</w:t>
+        <w:t xml:space="preserve">En HU-21, reglas anti-bloqueo: nadie puede desactivarse ni quitarse a sí mismo el permiso de gestión de cuentas, y siempre debe quedar al menos una cuenta activa con ese permiso (implementado con la autoridad ADMIN_TECNICO).</w:t>
       </w:r>
     </w:p>
     <w:p>
@@ -3879,7 +3752,7 @@
                 <w:sz w:val="21"/>
                 <w:szCs w:val="21"/>
               </w:rPr>
-              <w:t xml:space="preserve">AnaliticaServiceTest, AnaliticaAdminControllerTest.</w:t>
+              <w:t xml:space="preserve">AnaliticaServiceTest, AnaliticaAdminControllerTest (desde el commit 45c562d verifica el bloqueo real de la ruta: 403 Forbidden).</w:t>
             </w:r>
           </w:p>
         </w:tc>
@@ -4225,7 +4098,7 @@
           <w:sz w:val="22"/>
           <w:szCs w:val="22"/>
         </w:rPr>
-        <w:t xml:space="preserve">Si hay cambio de esquema, agregar una migración Flyway nueva (ver 9.2) — nunca modificar una migración ya aplicada en producción.</w:t>
+        <w:t xml:space="preserve">Si hay cambio de esquema, agregar una migración Flyway nueva (ver 9.2) — nunca modificar una migración ya aplicada en la base de datos desplegada.</w:t>
       </w:r>
     </w:p>
     <w:p>
@@ -4242,7 +4115,7 @@
           <w:sz w:val="22"/>
           <w:szCs w:val="22"/>
         </w:rPr>
-        <w:t xml:space="preserve">Si la funcionalidad es exclusiva de un rol, protegerla en las dos capas: authorizeHttpRequests en SecurityConfig y @PreAuthorize en el service.</w:t>
+        <w:t xml:space="preserve">Si la funcionalidad es exclusiva de un grupo de rutas administrativas, protegerla en las dos capas: authorizeHttpRequests en SecurityConfig y @PreAuthorize en el service.</w:t>
       </w:r>
     </w:p>
     <w:p>
